--- a/_verbale/Verbale_CdA_FESR.docx
+++ b/_verbale/Verbale_CdA_FESR.docx
@@ -470,29 +470,29 @@
           <w:b/>
           <w:bCs/>
         </w:rPr>
-        <w:t xml:space="preserve">€ 52.800,00</w:t>
-      </w:r>
-      <w:r>
-        <w:t xml:space="preserve"> </w:t>
-      </w:r>
-      <w:r>
-        <w:t xml:space="preserve">(cinquantaduemilaottocento/00), corrispondente al 70% delle spese ammissibili (60% base + 10% bonus iscrizione registro startup L.R. 14/2011), e cofinanziamento aziendale pari a</w:t>
-      </w:r>
-      <w:r>
-        <w:t xml:space="preserve"> </w:t>
-      </w:r>
-      <w:r>
-        <w:rPr>
-          <w:b/>
-          <w:bCs/>
-        </w:rPr>
-        <w:t xml:space="preserve">€ 27.200,00</w:t>
-      </w:r>
-      <w:r>
-        <w:t xml:space="preserve"> </w:t>
-      </w:r>
-      <w:r>
-        <w:t xml:space="preserve">(ventisettemiladuecento/00).</w:t>
+        <w:t xml:space="preserve">€ 56.000,00</w:t>
+      </w:r>
+      <w:r>
+        <w:t xml:space="preserve"> </w:t>
+      </w:r>
+      <w:r>
+        <w:t xml:space="preserve">(cinquantaseimila/00), corrispondente al 70% delle spese ammissibili (60% base + 10% bonus iscrizione registro startup innovative ai sensi dell’art. 25 D.L. 179/2012, conv. L. 221/2012), e cofinanziamento aziendale pari a</w:t>
+      </w:r>
+      <w:r>
+        <w:t xml:space="preserve"> </w:t>
+      </w:r>
+      <w:r>
+        <w:rPr>
+          <w:b/>
+          <w:bCs/>
+        </w:rPr>
+        <w:t xml:space="preserve">€ 24.000,00</w:t>
+      </w:r>
+      <w:r>
+        <w:t xml:space="preserve"> </w:t>
+      </w:r>
+      <w:r>
+        <w:t xml:space="preserve">(ventiquattromila/00).</w:t>
       </w:r>
     </w:p>
     <w:p>
